--- a/downloads/teacher/05 Materials/Unit 04/Handouts/Handout 04.10 - Floor Plan Symbols Graph Paper Guide and Furniture Cut-Outs.docx
+++ b/downloads/teacher/05 Materials/Unit 04/Handouts/Handout 04.10 - Floor Plan Symbols Graph Paper Guide and Furniture Cut-Outs.docx
@@ -1358,34 +1358,58 @@
         </w:rPr>
         <w:t xml:space="preserve">Four rules for every plan you draw this unit:</w:t>
       </w:r>
-      <w:r>
-        <w:t xml:space="preserve"> </w:t>
-      </w:r>
-      <w:r>
-        <w:t xml:space="preserve">1. Write the scale in the bottom corner of the sheet. Every plan. No exceptions.</w:t>
-      </w:r>
-      <w:r>
-        <w:t xml:space="preserve"> </w:t>
-      </w:r>
-      <w:r>
-        <w:t xml:space="preserve">2. Write whose room it is at the top.</w:t>
-      </w:r>
-      <w:r>
-        <w:t xml:space="preserve"> </w:t>
-      </w:r>
-      <w:r>
-        <w:t xml:space="preserve">3. Use a ruler for every wall. A wall drawn freehand is a wall nobody can measure.</w:t>
-      </w:r>
-      <w:r>
-        <w:t xml:space="preserve"> </w:t>
-      </w:r>
-      <w:r>
-        <w:t xml:space="preserve">4. Pencil only, because you will move something.</w:t>
-      </w:r>
-    </w:p>
-    <w:p>
-      <w:pPr>
-        <w:pStyle w:val="BodyText"/>
+    </w:p>
+    <w:p>
+      <w:pPr>
+        <w:numPr>
+          <w:ilvl w:val="0"/>
+          <w:numId w:val="1001"/>
+        </w:numPr>
+        <w:pStyle w:val="Compact"/>
+      </w:pPr>
+      <w:r>
+        <w:t xml:space="preserve">Write the scale in the bottom corner of the sheet. Every plan. No exceptions.</w:t>
+      </w:r>
+    </w:p>
+    <w:p>
+      <w:pPr>
+        <w:numPr>
+          <w:ilvl w:val="0"/>
+          <w:numId w:val="1001"/>
+        </w:numPr>
+        <w:pStyle w:val="Compact"/>
+      </w:pPr>
+      <w:r>
+        <w:t xml:space="preserve">Write whose room it is at the top.</w:t>
+      </w:r>
+    </w:p>
+    <w:p>
+      <w:pPr>
+        <w:numPr>
+          <w:ilvl w:val="0"/>
+          <w:numId w:val="1001"/>
+        </w:numPr>
+        <w:pStyle w:val="Compact"/>
+      </w:pPr>
+      <w:r>
+        <w:t xml:space="preserve">Use a ruler for every wall. A wall drawn freehand is a wall nobody can measure.</w:t>
+      </w:r>
+    </w:p>
+    <w:p>
+      <w:pPr>
+        <w:numPr>
+          <w:ilvl w:val="0"/>
+          <w:numId w:val="1001"/>
+        </w:numPr>
+        <w:pStyle w:val="Compact"/>
+      </w:pPr>
+      <w:r>
+        <w:t xml:space="preserve">Pencil only, because you will move something.</w:t>
+      </w:r>
+    </w:p>
+    <w:p>
+      <w:pPr>
+        <w:pStyle w:val="FirstParagraph"/>
       </w:pPr>
       <w:r>
         <w:rPr>
@@ -3907,28 +3931,46 @@
       <w:r>
         <w:t xml:space="preserve">Three more rules that are not numbers:</w:t>
       </w:r>
-      <w:r>
-        <w:t xml:space="preserve"> </w:t>
-      </w:r>
-      <w:r>
-        <w:t xml:space="preserve">- The door swing stays clear. Nothing parks in the arc.</w:t>
-      </w:r>
-      <w:r>
-        <w:t xml:space="preserve"> </w:t>
-      </w:r>
-      <w:r>
-        <w:t xml:space="preserve">- Nothing goes in front of a window that has to open, and nothing blocks a window that is an escape route from a bedroom.</w:t>
-      </w:r>
-      <w:r>
-        <w:t xml:space="preserve"> </w:t>
-      </w:r>
-      <w:r>
-        <w:t xml:space="preserve">- A bed needs at least one open side, so a person can get in and out of it and somebody can change the sheets.</w:t>
-      </w:r>
-    </w:p>
-    <w:p>
-      <w:pPr>
-        <w:pStyle w:val="BodyText"/>
+    </w:p>
+    <w:p>
+      <w:pPr>
+        <w:numPr>
+          <w:ilvl w:val="0"/>
+          <w:numId w:val="1002"/>
+        </w:numPr>
+        <w:pStyle w:val="Compact"/>
+      </w:pPr>
+      <w:r>
+        <w:t xml:space="preserve">The door swing stays clear. Nothing parks in the arc.</w:t>
+      </w:r>
+    </w:p>
+    <w:p>
+      <w:pPr>
+        <w:numPr>
+          <w:ilvl w:val="0"/>
+          <w:numId w:val="1002"/>
+        </w:numPr>
+        <w:pStyle w:val="Compact"/>
+      </w:pPr>
+      <w:r>
+        <w:t xml:space="preserve">Nothing goes in front of a window that has to open, and nothing blocks a window that is an escape route from a bedroom.</w:t>
+      </w:r>
+    </w:p>
+    <w:p>
+      <w:pPr>
+        <w:numPr>
+          <w:ilvl w:val="0"/>
+          <w:numId w:val="1002"/>
+        </w:numPr>
+        <w:pStyle w:val="Compact"/>
+      </w:pPr>
+      <w:r>
+        <w:t xml:space="preserve">A bed needs at least one open side, so a person can get in and out of it and somebody can change the sheets.</w:t>
+      </w:r>
+    </w:p>
+    <w:p>
+      <w:pPr>
+        <w:pStyle w:val="FirstParagraph"/>
       </w:pPr>
       <w:r>
         <w:t xml:space="preserve">Where the numbers come from: 36 inches and the 60-inch turning circle are from the 2010 ADA Standards for Accessible Design, sections 403.5.1 and 304.3. The 30-inch general path is a common planning guideline, not a code line.</w:t>
@@ -3951,34 +3993,58 @@
       <w:r>
         <w:t xml:space="preserve">A bedroom, 11 feet by 12 feet.</w:t>
       </w:r>
-      <w:r>
-        <w:t xml:space="preserve"> </w:t>
-      </w:r>
-      <w:r>
-        <w:t xml:space="preserve">- One door, 3 feet wide, on a short wall, 2 feet from the corner, swinging into the room.</w:t>
-      </w:r>
-      <w:r>
-        <w:t xml:space="preserve"> </w:t>
-      </w:r>
-      <w:r>
-        <w:t xml:space="preserve">- One window, 4 feet wide, centered on the far long wall.</w:t>
-      </w:r>
-      <w:r>
-        <w:t xml:space="preserve"> </w:t>
-      </w:r>
-      <w:r>
-        <w:t xml:space="preserve">- One closet, 2 feet deep by 5 feet wide, on the other long wall, with sliding doors.</w:t>
-      </w:r>
-      <w:r>
-        <w:t xml:space="preserve"> </w:t>
-      </w:r>
-      <w:r>
-        <w:t xml:space="preserve">- The person who sleeps here is a middle schooler who does homework in the room.</w:t>
-      </w:r>
-    </w:p>
-    <w:p>
-      <w:pPr>
-        <w:pStyle w:val="BodyText"/>
+    </w:p>
+    <w:p>
+      <w:pPr>
+        <w:numPr>
+          <w:ilvl w:val="0"/>
+          <w:numId w:val="1003"/>
+        </w:numPr>
+        <w:pStyle w:val="Compact"/>
+      </w:pPr>
+      <w:r>
+        <w:t xml:space="preserve">One door, 3 feet wide, on a short wall, 2 feet from the corner, swinging into the room.</w:t>
+      </w:r>
+    </w:p>
+    <w:p>
+      <w:pPr>
+        <w:numPr>
+          <w:ilvl w:val="0"/>
+          <w:numId w:val="1003"/>
+        </w:numPr>
+        <w:pStyle w:val="Compact"/>
+      </w:pPr>
+      <w:r>
+        <w:t xml:space="preserve">One window, 4 feet wide, centered on the far long wall.</w:t>
+      </w:r>
+    </w:p>
+    <w:p>
+      <w:pPr>
+        <w:numPr>
+          <w:ilvl w:val="0"/>
+          <w:numId w:val="1003"/>
+        </w:numPr>
+        <w:pStyle w:val="Compact"/>
+      </w:pPr>
+      <w:r>
+        <w:t xml:space="preserve">One closet, 2 feet deep by 5 feet wide, on the other long wall, with sliding doors.</w:t>
+      </w:r>
+    </w:p>
+    <w:p>
+      <w:pPr>
+        <w:numPr>
+          <w:ilvl w:val="0"/>
+          <w:numId w:val="1003"/>
+        </w:numPr>
+        <w:pStyle w:val="Compact"/>
+      </w:pPr>
+      <w:r>
+        <w:t xml:space="preserve">The person who sleeps here is a middle schooler who does homework in the room.</w:t>
+      </w:r>
+    </w:p>
+    <w:p>
+      <w:pPr>
+        <w:pStyle w:val="FirstParagraph"/>
       </w:pPr>
       <w:r>
         <w:t xml:space="preserve">Draw it to scale, then place a bed, one storage piece, and one more piece the room needs. Pencil the four zones. Shade every path, measure the narrowest point, and fix the one that fails.</w:t>
@@ -4791,8 +4857,259 @@
       </w:pPr>
     </w:lvl>
   </w:abstractNum>
+  <w:abstractNum w:abstractNumId="99411">
+    <w:nsid w:val="ea454b4c"/>
+    <w:multiLevelType w:val="multilevel"/>
+    <w:lvl w:ilvl="0">
+      <w:start w:val="1"/>
+      <w:numFmt w:val="decimal"/>
+      <w:lvlText w:val="%1."/>
+      <w:lvlJc w:val="left"/>
+      <w:pPr>
+        <w:tabs>
+          <w:tab w:val="num" w:pos="0"/>
+        </w:tabs>
+        <w:ind w:left="480" w:hanging="480"/>
+      </w:pPr>
+    </w:lvl>
+    <w:lvl w:ilvl="1">
+      <w:start w:val="1"/>
+      <w:numFmt w:val="decimal"/>
+      <w:lvlText w:val="%2."/>
+      <w:lvlJc w:val="left"/>
+      <w:pPr>
+        <w:tabs>
+          <w:tab w:val="num" w:pos="720"/>
+        </w:tabs>
+        <w:ind w:left="1200" w:hanging="480"/>
+      </w:pPr>
+    </w:lvl>
+    <w:lvl w:ilvl="2">
+      <w:start w:val="1"/>
+      <w:numFmt w:val="decimal"/>
+      <w:lvlText w:val="%3."/>
+      <w:lvlJc w:val="left"/>
+      <w:pPr>
+        <w:tabs>
+          <w:tab w:val="num" w:pos="1440"/>
+        </w:tabs>
+        <w:ind w:left="1920" w:hanging="480"/>
+      </w:pPr>
+    </w:lvl>
+    <w:lvl w:ilvl="3">
+      <w:start w:val="1"/>
+      <w:numFmt w:val="decimal"/>
+      <w:lvlText w:val="%4."/>
+      <w:lvlJc w:val="left"/>
+      <w:pPr>
+        <w:tabs>
+          <w:tab w:val="num" w:pos="2160"/>
+        </w:tabs>
+        <w:ind w:left="2640" w:hanging="480"/>
+      </w:pPr>
+    </w:lvl>
+    <w:lvl w:ilvl="4">
+      <w:start w:val="1"/>
+      <w:numFmt w:val="decimal"/>
+      <w:lvlText w:val="%5."/>
+      <w:lvlJc w:val="left"/>
+      <w:pPr>
+        <w:tabs>
+          <w:tab w:val="num" w:pos="2880"/>
+        </w:tabs>
+        <w:ind w:left="3360" w:hanging="480"/>
+      </w:pPr>
+    </w:lvl>
+    <w:lvl w:ilvl="5">
+      <w:start w:val="1"/>
+      <w:numFmt w:val="decimal"/>
+      <w:lvlText w:val="%6."/>
+      <w:lvlJc w:val="left"/>
+      <w:pPr>
+        <w:tabs>
+          <w:tab w:val="num" w:pos="3600"/>
+        </w:tabs>
+        <w:ind w:left="4080" w:hanging="480"/>
+      </w:pPr>
+    </w:lvl>
+    <w:lvl w:ilvl="6">
+      <w:start w:val="1"/>
+      <w:numFmt w:val="decimal"/>
+      <w:lvlText w:val="%7."/>
+      <w:lvlJc w:val="left"/>
+      <w:pPr>
+        <w:tabs>
+          <w:tab w:val="num" w:pos="4320"/>
+        </w:tabs>
+        <w:ind w:left="4800" w:hanging="480"/>
+      </w:pPr>
+    </w:lvl>
+    <w:lvl w:ilvl="7">
+      <w:start w:val="1"/>
+      <w:numFmt w:val="decimal"/>
+      <w:lvlText w:val="%8."/>
+      <w:lvlJc w:val="left"/>
+      <w:pPr>
+        <w:tabs>
+          <w:tab w:val="num" w:pos="5040"/>
+        </w:tabs>
+        <w:ind w:left="5520" w:hanging="480"/>
+      </w:pPr>
+    </w:lvl>
+    <w:lvl w:ilvl="8">
+      <w:start w:val="1"/>
+      <w:numFmt w:val="decimal"/>
+      <w:lvlText w:val="%9."/>
+      <w:lvlJc w:val="left"/>
+      <w:pPr>
+        <w:tabs>
+          <w:tab w:val="num" w:pos="5760"/>
+        </w:tabs>
+        <w:ind w:left="6240" w:hanging="480"/>
+      </w:pPr>
+    </w:lvl>
+  </w:abstractNum>
+  <w:abstractNum w:abstractNumId="991">
+    <w:nsid w:val="71315dca"/>
+    <w:multiLevelType w:val="multilevel"/>
+    <w:lvl w:ilvl="0">
+      <w:numFmt w:val="bullet"/>
+      <w:lvlText w:val="•"/>
+      <w:lvlJc w:val="left"/>
+      <w:pPr>
+        <w:tabs>
+          <w:tab w:val="num" w:pos="0"/>
+        </w:tabs>
+        <w:ind w:left="480" w:hanging="480"/>
+      </w:pPr>
+    </w:lvl>
+    <w:lvl w:ilvl="1">
+      <w:numFmt w:val="bullet"/>
+      <w:lvlText w:val="–"/>
+      <w:lvlJc w:val="left"/>
+      <w:pPr>
+        <w:tabs>
+          <w:tab w:val="num" w:pos="720"/>
+        </w:tabs>
+        <w:ind w:left="1200" w:hanging="480"/>
+      </w:pPr>
+    </w:lvl>
+    <w:lvl w:ilvl="2">
+      <w:numFmt w:val="bullet"/>
+      <w:lvlText w:val="•"/>
+      <w:lvlJc w:val="left"/>
+      <w:pPr>
+        <w:tabs>
+          <w:tab w:val="num" w:pos="1440"/>
+        </w:tabs>
+        <w:ind w:left="1920" w:hanging="480"/>
+      </w:pPr>
+    </w:lvl>
+    <w:lvl w:ilvl="3">
+      <w:numFmt w:val="bullet"/>
+      <w:lvlText w:val="–"/>
+      <w:lvlJc w:val="left"/>
+      <w:pPr>
+        <w:tabs>
+          <w:tab w:val="num" w:pos="2160"/>
+        </w:tabs>
+        <w:ind w:left="2640" w:hanging="480"/>
+      </w:pPr>
+    </w:lvl>
+    <w:lvl w:ilvl="4">
+      <w:numFmt w:val="bullet"/>
+      <w:lvlText w:val="•"/>
+      <w:lvlJc w:val="left"/>
+      <w:pPr>
+        <w:tabs>
+          <w:tab w:val="num" w:pos="2880"/>
+        </w:tabs>
+        <w:ind w:left="3360" w:hanging="480"/>
+      </w:pPr>
+    </w:lvl>
+    <w:lvl w:ilvl="5">
+      <w:numFmt w:val="bullet"/>
+      <w:lvlText w:val="–"/>
+      <w:lvlJc w:val="left"/>
+      <w:pPr>
+        <w:tabs>
+          <w:tab w:val="num" w:pos="3600"/>
+        </w:tabs>
+        <w:ind w:left="4080" w:hanging="480"/>
+      </w:pPr>
+    </w:lvl>
+    <w:lvl w:ilvl="6">
+      <w:numFmt w:val="bullet"/>
+      <w:lvlText w:val="•"/>
+      <w:lvlJc w:val="left"/>
+      <w:pPr>
+        <w:tabs>
+          <w:tab w:val="num" w:pos="4320"/>
+        </w:tabs>
+        <w:ind w:left="4800" w:hanging="480"/>
+      </w:pPr>
+    </w:lvl>
+    <w:lvl w:ilvl="7">
+      <w:numFmt w:val="bullet"/>
+      <w:lvlText w:val="–"/>
+      <w:lvlJc w:val="left"/>
+      <w:pPr>
+        <w:tabs>
+          <w:tab w:val="num" w:pos="5040"/>
+        </w:tabs>
+        <w:ind w:left="5520" w:hanging="480"/>
+      </w:pPr>
+    </w:lvl>
+    <w:lvl w:ilvl="8">
+      <w:numFmt w:val="bullet"/>
+      <w:lvlText w:val="•"/>
+      <w:lvlJc w:val="left"/>
+      <w:pPr>
+        <w:tabs>
+          <w:tab w:val="num" w:pos="5760"/>
+        </w:tabs>
+        <w:ind w:left="6240" w:hanging="480"/>
+      </w:pPr>
+    </w:lvl>
+  </w:abstractNum>
   <w:num w:numId="1000">
     <w:abstractNumId w:val="990"/>
+  </w:num>
+  <w:num w:numId="1001">
+    <w:abstractNumId w:val="99411"/>
+    <w:lvlOverride w:ilvl="0">
+      <w:startOverride w:val="1"/>
+    </w:lvlOverride>
+    <w:lvlOverride w:ilvl="1">
+      <w:startOverride w:val="1"/>
+    </w:lvlOverride>
+    <w:lvlOverride w:ilvl="2">
+      <w:startOverride w:val="1"/>
+    </w:lvlOverride>
+    <w:lvlOverride w:ilvl="3">
+      <w:startOverride w:val="1"/>
+    </w:lvlOverride>
+    <w:lvlOverride w:ilvl="4">
+      <w:startOverride w:val="1"/>
+    </w:lvlOverride>
+    <w:lvlOverride w:ilvl="5">
+      <w:startOverride w:val="1"/>
+    </w:lvlOverride>
+    <w:lvlOverride w:ilvl="6">
+      <w:startOverride w:val="1"/>
+    </w:lvlOverride>
+    <w:lvlOverride w:ilvl="7">
+      <w:startOverride w:val="1"/>
+    </w:lvlOverride>
+    <w:lvlOverride w:ilvl="8">
+      <w:startOverride w:val="1"/>
+    </w:lvlOverride>
+  </w:num>
+  <w:num w:numId="1002">
+    <w:abstractNumId w:val="991"/>
+  </w:num>
+  <w:num w:numId="1003">
+    <w:abstractNumId w:val="991"/>
   </w:num>
 </w:numbering>
 </file>

--- a/downloads/teacher/05 Materials/Unit 04/Handouts/Handout 04.10 - Floor Plan Symbols Graph Paper Guide and Furniture Cut-Outs.docx
+++ b/downloads/teacher/05 Materials/Unit 04/Handouts/Handout 04.10 - Floor Plan Symbols Graph Paper Guide and Furniture Cut-Outs.docx
@@ -51,15 +51,6 @@
       <w:pPr>
         <w:pStyle w:val="FirstParagraph"/>
       </w:pPr>
-      <w:r>
-        <w:rPr>
-          <w:b/>
-        </w:rPr>
-        <w:t xml:space="preserve">[Check with a native speaker before printing.]</w:t>
-      </w:r>
-      <w:r>
-        <w:t xml:space="preserve"> </w:t>
-      </w:r>
       <w:r>
         <w:t xml:space="preserve">From the unit vocabulary list.</w:t>
       </w:r>
@@ -1432,16 +1423,13 @@
         <w:rPr>
           <w:b/>
         </w:rPr>
-        <w:t xml:space="preserve">If graph paper runs out.</w:t>
+        <w:t xml:space="preserve">If graph paper runs out:</w:t>
       </w:r>
       <w:r>
         <w:t xml:space="preserve"> </w:t>
       </w:r>
       <w:r>
-        <w:rPr>
-          <w:rStyle w:val="TeacherNote"/>
-        </w:rPr>
-        <w:t xml:space="preserve">[Sal: print a quarter-inch grid here, 34 squares wide by 44 squares tall, which fills a letter sheet and holds a room up to 34 by 44 feet at 1/4 inch = 1 foot. Any free grid generator does it.]</w:t>
+        <w:t xml:space="preserve">rule a grid of quarter-inch squares on plain paper with a ruler and keep the same scale.</w:t>
       </w:r>
     </w:p>
     <w:p>
